--- a/docs/specifications/SRS.docx
+++ b/docs/specifications/SRS.docx
@@ -2417,180 +2417,60 @@
         <w:rPr>
           <w:rFonts w:ascii="Times New Roman" w:hAnsi="Times New Roman"/>
         </w:rPr>
-        <w:t>, không tích hợp ngược với hệ thống nào khác. Hệ thống hoạt động độc lập:</w:t>
+        <w:t>, không tích hợp ngược với hệ thống nào khác. Hệ thống hoạt động độc lập trong ranh giới (boundary) sau:</w:t>
       </w:r>
     </w:p>
     <w:p>
       <w:pPr>
-        <w:spacing w:before="80" w:after="120" w:line="276" w:lineRule="auto"/>
-        <w:ind w:left="283" w:right="283" w:firstLine="0"/>
-        <w:jc w:val="left"/>
-        <w:shd w:fill="F3F4F6" w:val="clear"/>
-        <w:pBdr>
-          <w:top w:val="single" w:sz="4" w:color="D1D5DB" w:space="4"/>
-          <w:left w:val="single" w:sz="4" w:color="D1D5DB" w:space="4"/>
-          <w:bottom w:val="single" w:sz="4" w:color="D1D5DB" w:space="4"/>
-          <w:right w:val="single" w:sz="4" w:color="D1D5DB" w:space="4"/>
-        </w:pBdr>
+        <w:spacing w:before="120" w:after="80"/>
+        <w:ind w:firstLine="0"/>
+        <w:jc w:val="center"/>
+      </w:pPr>
+      <w:r>
+        <w:drawing>
+          <wp:inline xmlns:a="http://schemas.openxmlformats.org/drawingml/2006/main" xmlns:pic="http://schemas.openxmlformats.org/drawingml/2006/picture">
+            <wp:extent cx="5040000" cy="2500094"/>
+            <wp:docPr id="1" name="Picture 1"/>
+            <wp:cNvGraphicFramePr>
+              <a:graphicFrameLocks noChangeAspect="1"/>
+            </wp:cNvGraphicFramePr>
+            <a:graphic>
+              <a:graphicData uri="http://schemas.openxmlformats.org/drawingml/2006/picture">
+                <pic:pic>
+                  <pic:nvPicPr>
+                    <pic:cNvPr id="0" name="system-boundary.png"/>
+                    <pic:cNvPicPr/>
+                  </pic:nvPicPr>
+                  <pic:blipFill>
+                    <a:blip r:embed="rId11"/>
+                    <a:stretch>
+                      <a:fillRect/>
+                    </a:stretch>
+                  </pic:blipFill>
+                  <pic:spPr>
+                    <a:xfrm>
+                      <a:off x="0" y="0"/>
+                      <a:ext cx="5040000" cy="2500094"/>
+                    </a:xfrm>
+                    <a:prstGeom prst="rect"/>
+                  </pic:spPr>
+                </pic:pic>
+              </a:graphicData>
+            </a:graphic>
+          </wp:inline>
+        </w:drawing>
+      </w:r>
+    </w:p>
+    <w:p>
+      <w:pPr>
+        <w:ind w:firstLine="397"/>
       </w:pPr>
       <w:r>
         <w:rPr>
-          <w:rFonts w:ascii="Consolas" w:hAnsi="Consolas"/>
-          <w:sz w:val="20"/>
+          <w:rFonts w:ascii="Times New Roman" w:hAnsi="Times New Roman"/>
+          <w:i/>
         </w:rPr>
-        <w:t>┌──────────────────────────────────────┐</w:t>
-        <w:br/>
-      </w:r>
-      <w:r>
-        <w:rPr>
-          <w:rFonts w:ascii="Consolas" w:hAnsi="Consolas"/>
-          <w:sz w:val="20"/>
-        </w:rPr>
-        <w:t>│           EzWallet Boundary          │</w:t>
-        <w:br/>
-      </w:r>
-      <w:r>
-        <w:rPr>
-          <w:rFonts w:ascii="Consolas" w:hAnsi="Consolas"/>
-          <w:sz w:val="20"/>
-        </w:rPr>
-        <w:t>│  ┌──────────┐    ┌────────────┐      │</w:t>
-        <w:br/>
-      </w:r>
-      <w:r>
-        <w:rPr>
-          <w:rFonts w:ascii="Consolas" w:hAnsi="Consolas"/>
-          <w:sz w:val="20"/>
-        </w:rPr>
-        <w:t>│  │ Frontend │ ─► │  Backend   │      │</w:t>
-        <w:br/>
-      </w:r>
-      <w:r>
-        <w:rPr>
-          <w:rFonts w:ascii="Consolas" w:hAnsi="Consolas"/>
-          <w:sz w:val="20"/>
-        </w:rPr>
-        <w:t>│  │ Angular  │    │ Spring Boot│      │</w:t>
-        <w:br/>
-      </w:r>
-      <w:r>
-        <w:rPr>
-          <w:rFonts w:ascii="Consolas" w:hAnsi="Consolas"/>
-          <w:sz w:val="20"/>
-        </w:rPr>
-        <w:t>│  └──────────┘    └─┬──┬──┬────┘      │</w:t>
-        <w:br/>
-      </w:r>
-      <w:r>
-        <w:rPr>
-          <w:rFonts w:ascii="Consolas" w:hAnsi="Consolas"/>
-          <w:sz w:val="20"/>
-        </w:rPr>
-        <w:t>│                    │  │  │           │</w:t>
-        <w:br/>
-      </w:r>
-      <w:r>
-        <w:rPr>
-          <w:rFonts w:ascii="Consolas" w:hAnsi="Consolas"/>
-          <w:sz w:val="20"/>
-        </w:rPr>
-        <w:t>│                  ┌─▼┐ │ ┌▼────┐      │</w:t>
-        <w:br/>
-      </w:r>
-      <w:r>
-        <w:rPr>
-          <w:rFonts w:ascii="Consolas" w:hAnsi="Consolas"/>
-          <w:sz w:val="20"/>
-        </w:rPr>
-        <w:t>│                  │PG│ │ │MinIO│      │</w:t>
-        <w:br/>
-      </w:r>
-      <w:r>
-        <w:rPr>
-          <w:rFonts w:ascii="Consolas" w:hAnsi="Consolas"/>
-          <w:sz w:val="20"/>
-        </w:rPr>
-        <w:t>│                  └──┘ │ └─────┘      │</w:t>
-        <w:br/>
-      </w:r>
-      <w:r>
-        <w:rPr>
-          <w:rFonts w:ascii="Consolas" w:hAnsi="Consolas"/>
-          <w:sz w:val="20"/>
-        </w:rPr>
-        <w:t>│                       ▼              │</w:t>
-        <w:br/>
-      </w:r>
-      <w:r>
-        <w:rPr>
-          <w:rFonts w:ascii="Consolas" w:hAnsi="Consolas"/>
-          <w:sz w:val="20"/>
-        </w:rPr>
-        <w:t>│                    ┌─────┐           │</w:t>
-        <w:br/>
-      </w:r>
-      <w:r>
-        <w:rPr>
-          <w:rFonts w:ascii="Consolas" w:hAnsi="Consolas"/>
-          <w:sz w:val="20"/>
-        </w:rPr>
-        <w:t>│                    │Redis│           │</w:t>
-        <w:br/>
-      </w:r>
-      <w:r>
-        <w:rPr>
-          <w:rFonts w:ascii="Consolas" w:hAnsi="Consolas"/>
-          <w:sz w:val="20"/>
-        </w:rPr>
-        <w:t>│                    └─────┘           │</w:t>
-        <w:br/>
-      </w:r>
-      <w:r>
-        <w:rPr>
-          <w:rFonts w:ascii="Consolas" w:hAnsi="Consolas"/>
-          <w:sz w:val="20"/>
-        </w:rPr>
-        <w:t>└──────────────────────────────────────┘</w:t>
-        <w:br/>
-      </w:r>
-      <w:r>
-        <w:rPr>
-          <w:rFonts w:ascii="Consolas" w:hAnsi="Consolas"/>
-          <w:sz w:val="20"/>
-        </w:rPr>
-        <w:t xml:space="preserve">       │</w:t>
-        <w:br/>
-      </w:r>
-      <w:r>
-        <w:rPr>
-          <w:rFonts w:ascii="Consolas" w:hAnsi="Consolas"/>
-          <w:sz w:val="20"/>
-        </w:rPr>
-        <w:t xml:space="preserve">       ▼ (out-of-process: SMTP cho OTP)</w:t>
-        <w:br/>
-      </w:r>
-      <w:r>
-        <w:rPr>
-          <w:rFonts w:ascii="Consolas" w:hAnsi="Consolas"/>
-          <w:sz w:val="20"/>
-        </w:rPr>
-        <w:t>┌─────────────┐</w:t>
-        <w:br/>
-      </w:r>
-      <w:r>
-        <w:rPr>
-          <w:rFonts w:ascii="Consolas" w:hAnsi="Consolas"/>
-          <w:sz w:val="20"/>
-        </w:rPr>
-        <w:t>│   MailHog   │ (mock SMTP, không gửi mail thật)</w:t>
-        <w:br/>
-      </w:r>
-      <w:r>
-        <w:rPr>
-          <w:rFonts w:ascii="Consolas" w:hAnsi="Consolas"/>
-          <w:sz w:val="20"/>
-        </w:rPr>
-        <w:t>└─────────────┘</w:t>
+        <w:t>Hình 2.1: Bối cảnh sản phẩm — bên trong EzWallet Boundary có Frontend, Backend và các kho dữ liệu (PostgreSQL, MinIO, Redis); MailHog là dịch vụ SMTP giả lập nằm ngoài tiến trình, dùng để nhận email OTP trong môi trường phát triển.</w:t>
       </w:r>
     </w:p>
     <w:p>
@@ -14913,7 +14793,7 @@
         <w:drawing>
           <wp:inline xmlns:a="http://schemas.openxmlformats.org/drawingml/2006/main" xmlns:pic="http://schemas.openxmlformats.org/drawingml/2006/picture">
             <wp:extent cx="5040000" cy="7380708"/>
-            <wp:docPr id="1" name="Picture 1"/>
+            <wp:docPr id="2" name="Picture 2"/>
             <wp:cNvGraphicFramePr>
               <a:graphicFrameLocks noChangeAspect="1"/>
             </wp:cNvGraphicFramePr>
@@ -14925,7 +14805,7 @@
                     <pic:cNvPicPr/>
                   </pic:nvPicPr>
                   <pic:blipFill>
-                    <a:blip r:embed="rId11"/>
+                    <a:blip r:embed="rId12"/>
                     <a:stretch>
                       <a:fillRect/>
                     </a:stretch>

--- a/docs/specifications/SRS.docx
+++ b/docs/specifications/SRS.docx
@@ -22939,6 +22939,7 @@
     <w:tmpl w:val="C310EC42"/>
     <w:lvl w:ilvl="0">
       <w:start w:val="1"/>
+      <w:suff w:val="space"/>
       <w:numFmt w:val="decimal"/>
       <w:lvlText w:val="%1."/>
       <w:lvlJc w:val="left"/>
@@ -22956,6 +22957,7 @@
     <w:tmpl w:val="E4089024"/>
     <w:lvl w:ilvl="0">
       <w:start w:val="1"/>
+      <w:suff w:val="space"/>
       <w:numFmt w:val="decimal"/>
       <w:lvlText w:val="%1."/>
       <w:lvlJc w:val="left"/>
@@ -22973,6 +22975,7 @@
     <w:tmpl w:val="FB12693A"/>
     <w:lvl w:ilvl="0">
       <w:start w:val="1"/>
+      <w:suff w:val="space"/>
       <w:numFmt w:val="decimal"/>
       <w:pStyle w:val="ListNumber3"/>
       <w:lvlText w:val="%1."/>
@@ -22991,6 +22994,7 @@
     <w:tmpl w:val="38441652"/>
     <w:lvl w:ilvl="0">
       <w:start w:val="1"/>
+      <w:suff w:val="space"/>
       <w:numFmt w:val="decimal"/>
       <w:pStyle w:val="ListNumber2"/>
       <w:lvlText w:val="%1."/>
@@ -23009,6 +23013,7 @@
     <w:tmpl w:val="171AC3A4"/>
     <w:lvl w:ilvl="0">
       <w:start w:val="1"/>
+      <w:suff w:val="space"/>
       <w:numFmt w:val="bullet"/>
       <w:lvlText w:val=""/>
       <w:lvlJc w:val="left"/>
@@ -23029,6 +23034,7 @@
     <w:tmpl w:val="F3EAFDEC"/>
     <w:lvl w:ilvl="0">
       <w:start w:val="1"/>
+      <w:suff w:val="space"/>
       <w:numFmt w:val="bullet"/>
       <w:pStyle w:val="ListBullet3"/>
       <w:lvlText w:val=""/>
@@ -23050,6 +23056,7 @@
     <w:tmpl w:val="3D1EFFD4"/>
     <w:lvl w:ilvl="0">
       <w:start w:val="1"/>
+      <w:suff w:val="space"/>
       <w:numFmt w:val="bullet"/>
       <w:pStyle w:val="ListBullet2"/>
       <w:lvlText w:val=""/>
@@ -23071,6 +23078,7 @@
     <w:tmpl w:val="D0A62B40"/>
     <w:lvl w:ilvl="0">
       <w:start w:val="1"/>
+      <w:suff w:val="space"/>
       <w:numFmt w:val="decimal"/>
       <w:pStyle w:val="ListNumber"/>
       <w:lvlText w:val="%1."/>
@@ -23089,6 +23097,7 @@
     <w:tmpl w:val="29761A62"/>
     <w:lvl w:ilvl="0">
       <w:start w:val="1"/>
+      <w:suff w:val="space"/>
       <w:numFmt w:val="bullet"/>
       <w:pStyle w:val="ListBullet"/>
       <w:lvlText w:val=""/>
